--- a/DBTUNING/ch34_IO구성_OS자원관리/ch34_실습문제_추가서술형_정답.docx
+++ b/DBTUNING/ch34_IO구성_OS자원관리/ch34_실습문제_추가서술형_정답.docx
@@ -7,7 +7,7 @@
         <w:pStyle w:val="Heading1"/>
       </w:pPr>
       <w:r>
-        <w:t>제20장  I/O 구성과 OS 자원 관리 — 추가 실습문제 정답(모범답안 및 채점포인트)</w:t>
+        <w:t>제ch34  I/O 구성과 OS 자원 관리 — 추가 실습문제 정답(모범답안 및 채점포인트)</w:t>
       </w:r>
     </w:p>
     <w:p>
@@ -165,7 +165,7 @@
     </w:p>
     <w:p>
       <w:r>
-        <w:t>[추가-08] 이 과정 전체를 '측정 → 진단 → 조치 → 재측정'의 순환으로 정리하고, 20장이 이 순환에 더한 고유한 조각이 무엇인지 설명하라.</w:t>
+        <w:t>[추가-08] 이 과정 전체를 '측정 → 진단 → 조치 → 재측정'의 순환으로 정리하고, ch34이 이 순환에 더한 고유한 조각이 무엇인지 설명하라.</w:t>
       </w:r>
     </w:p>
     <w:p>
@@ -175,12 +175,12 @@
     </w:p>
     <w:p>
       <w:r>
-        <w:t>측정 단계는 DB Time을 축으로 대기를 분해하고, I/O면 V$FILESTAT·V$IOSTAT_FILE로 파일 분포를, 자원 밖이면 V$OSSTAT로 CPU·메모리를 읽는다. 진단 단계는 병목이 DB 안(SQL·구성·메모리)인지 밖(스토리지·CPU·메모리·네트워크)인지를 가른다. 조치 단계는 원인별 처방을 하되 스와핑이면 SGA를 키우지 않는다. 재측정 단계는 같은 지표를 델타로 다시 재어 판정한다. 20장이 더한 고유한 조각은 '병목이 DB 밖에 있는지'를 가리는 판정이다. 병목이 DB 밖이면 DB 안에서 아무리 고쳐도 안 되기 때문이다.</w:t>
+        <w:t>측정 단계는 DB Time을 축으로 대기를 분해하고, I/O면 V$FILESTAT·V$IOSTAT_FILE로 파일 분포를, 자원 밖이면 V$OSSTAT로 CPU·메모리를 읽는다. 진단 단계는 병목이 DB 안(SQL·구성·메모리)인지 밖(스토리지·CPU·메모리·네트워크)인지를 가른다. 조치 단계는 원인별 처방을 하되 스와핑이면 SGA를 키우지 않는다. 재측정 단계는 같은 지표를 델타로 다시 재어 판정한다. ch34이 더한 고유한 조각은 '병목이 DB 밖에 있는지'를 가리는 판정이다. 병목이 DB 밖이면 DB 안에서 아무리 고쳐도 안 되기 때문이다.</w:t>
       </w:r>
     </w:p>
     <w:p>
       <w:r>
-        <w:t>채점 포인트: ① 측정=DB Time·대기·분포 / ② 진단=DB 안/밖 / ③ 조치=원인별·스와핑 주의 / ④ 20장 고유=DB 밖 판정</w:t>
+        <w:t>채점 포인트: ① 측정=DB Time·대기·분포 / ② 진단=DB 안/밖 / ③ 조치=원인별·스와핑 주의 / ④ ch34 고유=DB 밖 판정</w:t>
       </w:r>
     </w:p>
     <w:p>
@@ -243,7 +243,7 @@
     </w:p>
     <w:p>
       <w:r>
-        <w:t>먼저 V$OSSTAT의 PHYSICAL_MEMORY_BYTES와 현재 SGA_TARGET+PGA_AGGREGATE_TARGET 합, OS의 스왑 사용량(vmstat si/so, free)을 확인한다. 물리 메모리 대비 이미 부족하고 스왑 인/아웃이 관측되면 SGA 확대는 스와핑을 악화시킨다. 히트율은 원인이 아니라 증상일 수 있다(17장의 함정). 올바른 조치는 스와핑부터 해소하고, 필요하면 물리 메모리를 증설한 뒤에 SGA를 확대하는 것이다. 메모리가 부족한 서버에서 캐시를 먼저 키우는 것은 순서가 거꾸로다.</w:t>
+        <w:t>먼저 V$OSSTAT의 PHYSICAL_MEMORY_BYTES와 현재 SGA_TARGET+PGA_AGGREGATE_TARGET 합, OS의 스왑 사용량(vmstat si/so, free)을 확인한다. 물리 메모리 대비 이미 부족하고 스왑 인/아웃이 관측되면 SGA 확대는 스와핑을 악화시킨다. 히트율은 원인이 아니라 증상일 수 있다(ch31의 함정). 올바른 조치는 스와핑부터 해소하고, 필요하면 물리 메모리를 증설한 뒤에 SGA를 확대하는 것이다. 메모리가 부족한 서버에서 캐시를 먼저 키우는 것은 순서가 거꾸로다.</w:t>
       </w:r>
     </w:p>
     <w:p>

--- a/DBTUNING/ch34_IO구성_OS자원관리/ch34_실습문제_추가서술형_정답.docx
+++ b/DBTUNING/ch34_IO구성_OS자원관리/ch34_실습문제_추가서술형_정답.docx
@@ -7,7 +7,7 @@
         <w:pStyle w:val="Heading1"/>
       </w:pPr>
       <w:r>
-        <w:t>제ch34  I/O 구성과 OS 자원 관리 — 추가 실습문제 정답(모범답안 및 채점포인트)</w:t>
+        <w:t>ch34  I/O 구성과 OS 자원 관리 — 추가 실습문제 정답(모범답안 및 채점포인트)</w:t>
       </w:r>
     </w:p>
     <w:p>
